--- a/Templates/Залог/Реструктуризация/Реструктуризация принятие РТК Залог.docx
+++ b/Templates/Залог/Реструктуризация/Реструктуризация принятие РТК Залог.docx
@@ -360,6 +360,9 @@
         </w:rPr>
       </w:pPr>
       <w:r>
+        <w:rPr>
+          <w:rFonts w:ascii="Times New Roman" w:hAnsi="Times New Roman" w:cs="Times New Roman"/>
+        </w:rPr>
         <w:t>Судья Арбитражного суда Ростовской области [415], ознакомившись с исковым заявлением «[989]» (ОГРН [990], ИНН [991]) о включении требований в реестр кредиторов, в рамках дела о несостоятельности (банкротстве) [2.1] (дата рождения:  [3],  ИНН  [4], СНИЛС [5], место регистрации:  [6])</w:t>
       </w:r>
     </w:p>
@@ -448,13 +451,7 @@
         <w:rPr>
           <w:rFonts w:ascii="Times New Roman" w:eastAsia="Times New Roman" w:hAnsi="Times New Roman" w:cs="Times New Roman"/>
         </w:rPr>
-        <w:t>на сайте ЕФРСБ сообщение [11]</w:t>
-      </w:r>
-      <w:r>
-        <w:rPr>
-          <w:rFonts w:ascii="Times New Roman" w:eastAsia="Times New Roman" w:hAnsi="Times New Roman"/>
-        </w:rPr>
-        <w:t xml:space="preserve"> (сообщение №)[9].</w:t>
+        <w:t>на сайте ЕФРСБ сообщение [11] (сообщение №)[9].</w:t>
       </w:r>
     </w:p>
     <w:p>
@@ -466,9 +463,28 @@
           <w:rFonts w:ascii="Times New Roman" w:eastAsia="Times New Roman" w:hAnsi="Times New Roman" w:cs="Times New Roman"/>
         </w:rPr>
       </w:pPr>
+      <w:proofErr w:type="gramStart"/>
       <w:r>
-        <w:t>В арбитражный суд [777] поступило (посредством сервиса подачи документов в электронном виде «Мой арбитр») заявление «[989]» о включении в третью очередь реестра требований кредиторов должника задолженности в размере  [12] руб., из которых: основной долг в размере  [13] руб., просроченные проценты в размере [14] руб., неустойка в размере [15]руб., из них: как обеспеченные залогом – [0007] руб., в том числе неустойка – [0071] руб.</w:t>
+        <w:rPr>
+          <w:rFonts w:ascii="Times New Roman" w:hAnsi="Times New Roman" w:cs="Times New Roman"/>
+        </w:rPr>
+        <w:t>В арбитражный суд [777] поступило (посредством сервиса подачи документов в электронном виде «Мой арбитр») заявление «[989]» о включении в третью очередь реестра требований кредиторов должника задолженности в размере  [12] руб., из которых: основной долг в размере  [13] руб., просроченные проценты в размере [14] руб., неустойка в размере [15]руб., из них: как обеспеченные залогом – [0007] руб., в том числе неустойка</w:t>
       </w:r>
+      <w:proofErr w:type="gramEnd"/>
+      <w:r>
+        <w:rPr>
+          <w:rFonts w:ascii="Times New Roman" w:hAnsi="Times New Roman" w:cs="Times New Roman"/>
+        </w:rPr>
+        <w:t xml:space="preserve"> – [</w:t>
+      </w:r>
+      <w:proofErr w:type="gramStart"/>
+      <w:r>
+        <w:rPr>
+          <w:rFonts w:ascii="Times New Roman" w:hAnsi="Times New Roman" w:cs="Times New Roman"/>
+        </w:rPr>
+        <w:t>0071] руб.</w:t>
+      </w:r>
+      <w:proofErr w:type="gramEnd"/>
     </w:p>
     <w:p>
       <w:pPr>
@@ -519,21 +535,7 @@
         <w:rPr>
           <w:rFonts w:ascii="Times New Roman" w:eastAsia="Times New Roman" w:hAnsi="Times New Roman" w:cs="Times New Roman"/>
         </w:rPr>
-        <w:t xml:space="preserve"> заявления о признании гражданина банкротом в порядке, </w:t>
-      </w:r>
-      <w:proofErr w:type="gramStart"/>
-      <w:r>
-        <w:rPr>
-          <w:rFonts w:ascii="Times New Roman" w:eastAsia="Times New Roman" w:hAnsi="Times New Roman" w:cs="Times New Roman"/>
-        </w:rPr>
-        <w:t>установленном</w:t>
-      </w:r>
-      <w:proofErr w:type="gramEnd"/>
-      <w:r>
-        <w:rPr>
-          <w:rFonts w:ascii="Times New Roman" w:eastAsia="Times New Roman" w:hAnsi="Times New Roman" w:cs="Times New Roman"/>
-        </w:rPr>
-        <w:t xml:space="preserve"> статьей 213.7 настоящего Федерального закона. В случае пропуска указанного срока по уважительной причине он может быть восстановлен арбитражным судом. Требования кредиторов рассматриваются в порядке, установленном статьей 71 настоящего Федерального закона.</w:t>
+        <w:t xml:space="preserve"> заявления о признании гражданина банкротом в порядке, установленном статьей 213.7 настоящего Федерального закона. В случае пропуска указанного срока по уважительной причине он может быть восстановлен арбитражным судом. Требования кредиторов рассматриваются в порядке, установленном статьей 71 настоящего Федерального закона.</w:t>
       </w:r>
     </w:p>
     <w:p>
@@ -606,7 +608,6 @@
         <w:rPr>
           <w:rFonts w:ascii="Times New Roman" w:eastAsia="Times New Roman" w:hAnsi="Times New Roman" w:cs="Times New Roman"/>
         </w:rPr>
-        <w:lastRenderedPageBreak/>
         <w:t>Согласно пункта</w:t>
       </w:r>
       <w:proofErr w:type="gramEnd"/>
@@ -630,6 +631,7 @@
         <w:rPr>
           <w:rFonts w:ascii="Times New Roman" w:eastAsia="Times New Roman" w:hAnsi="Times New Roman" w:cs="Times New Roman"/>
         </w:rPr>
+        <w:lastRenderedPageBreak/>
         <w:t>Возражения относительно требований кредиторов должны поступить непосредственно в арбитражный суд до истечения срока, указанного в пункте 2 настоящей статьи.</w:t>
       </w:r>
     </w:p>
@@ -638,6 +640,9 @@
         <w:ind w:firstLine="720"/>
         <w:contextualSpacing/>
         <w:jc w:val="both"/>
+        <w:rPr>
+          <w:rFonts w:ascii="Times New Roman" w:hAnsi="Times New Roman" w:cs="Times New Roman"/>
+        </w:rPr>
       </w:pPr>
       <w:r>
         <w:rPr>
@@ -651,6 +656,9 @@
         <w:ind w:firstLine="720"/>
         <w:contextualSpacing/>
         <w:jc w:val="both"/>
+        <w:rPr>
+          <w:rFonts w:ascii="Times New Roman" w:hAnsi="Times New Roman" w:cs="Times New Roman"/>
+        </w:rPr>
       </w:pPr>
       <w:r>
         <w:rPr>
@@ -706,8 +714,14 @@
         <w:ind w:firstLine="720"/>
         <w:contextualSpacing/>
         <w:jc w:val="both"/>
+        <w:rPr>
+          <w:rFonts w:ascii="Times New Roman" w:hAnsi="Times New Roman" w:cs="Times New Roman"/>
+        </w:rPr>
       </w:pPr>
       <w:r>
+        <w:rPr>
+          <w:rFonts w:ascii="Times New Roman" w:hAnsi="Times New Roman" w:cs="Times New Roman"/>
+        </w:rPr>
         <w:t>Принять заявление «[989]» к рассмотрению в порядке, предусмотренном ч. 2 ст. 60 Федерального закона «О несостоятельности (банкротстве)».</w:t>
       </w:r>
     </w:p>
@@ -777,18 +791,8 @@
       <w:r>
         <w:rPr>
           <w:rFonts w:ascii="Times New Roman" w:eastAsia="Times New Roman" w:hAnsi="Times New Roman" w:cs="Times New Roman"/>
-          <w:lang w:val="en-US"/>
         </w:rPr>
-        <w:t>[19</w:t>
-      </w:r>
-      <w:bookmarkStart w:id="0" w:name="_GoBack"/>
-      <w:bookmarkEnd w:id="0"/>
-      <w:r>
-        <w:rPr>
-          <w:rFonts w:ascii="Times New Roman" w:eastAsia="Times New Roman" w:hAnsi="Times New Roman" w:cs="Times New Roman"/>
-          <w:lang w:val="en-US"/>
-        </w:rPr>
-        <w:t>]</w:t>
+        <w:t>[19]</w:t>
       </w:r>
       <w:r>
         <w:rPr>
@@ -838,6 +842,9 @@
         <w:ind w:firstLine="720"/>
         <w:contextualSpacing/>
         <w:jc w:val="both"/>
+        <w:rPr>
+          <w:rFonts w:ascii="Times New Roman" w:hAnsi="Times New Roman" w:cs="Times New Roman"/>
+        </w:rPr>
       </w:pPr>
       <w:r>
         <w:rPr>
@@ -915,7 +922,6 @@
         <w:rPr>
           <w:rFonts w:ascii="Times New Roman" w:eastAsia="Times New Roman" w:hAnsi="Times New Roman" w:cs="Times New Roman"/>
         </w:rPr>
-        <w:lastRenderedPageBreak/>
         <w:t>mail</w:t>
       </w:r>
       <w:proofErr w:type="spellEnd"/>
@@ -939,6 +945,7 @@
         <w:rPr>
           <w:rFonts w:ascii="Times New Roman" w:eastAsia="Times New Roman" w:hAnsi="Times New Roman" w:cs="Times New Roman"/>
         </w:rPr>
+        <w:lastRenderedPageBreak/>
         <w:t>Документы в электронном виде могут подаваться в арбитражный суд только посредством информационного ресурса «Мой Арбитр» (http://rostov.arbitr.ru).</w:t>
       </w:r>
     </w:p>
@@ -955,7 +962,27 @@
         <w:rPr>
           <w:rFonts w:ascii="Times New Roman" w:eastAsia="Times New Roman" w:hAnsi="Times New Roman" w:cs="Times New Roman"/>
         </w:rPr>
-        <w:t>Документы представлять на имя судьи _________ со ссылкой на номер дела и обособленный спор.</w:t>
+        <w:t xml:space="preserve">Документы представлять на имя судьи </w:t>
+      </w:r>
+      <w:r>
+        <w:rPr>
+          <w:rFonts w:ascii="Times New Roman" w:eastAsia="Times New Roman" w:hAnsi="Times New Roman" w:cs="Times New Roman"/>
+        </w:rPr>
+        <w:t>[415</w:t>
+      </w:r>
+      <w:bookmarkStart w:id="0" w:name="_GoBack"/>
+      <w:bookmarkEnd w:id="0"/>
+      <w:r>
+        <w:rPr>
+          <w:rFonts w:ascii="Times New Roman" w:eastAsia="Times New Roman" w:hAnsi="Times New Roman" w:cs="Times New Roman"/>
+        </w:rPr>
+        <w:t>]</w:t>
+      </w:r>
+      <w:r>
+        <w:rPr>
+          <w:rFonts w:ascii="Times New Roman" w:eastAsia="Times New Roman" w:hAnsi="Times New Roman" w:cs="Times New Roman"/>
+        </w:rPr>
+        <w:t xml:space="preserve"> со ссылкой на номер дела и обособленный спор.</w:t>
       </w:r>
     </w:p>
     <w:p>
@@ -1068,7 +1095,13 @@
         </w:rPr>
       </w:pPr>
     </w:p>
-    <w:p/>
+    <w:p>
+      <w:pPr>
+        <w:rPr>
+          <w:rFonts w:ascii="Times New Roman" w:hAnsi="Times New Roman" w:cs="Times New Roman"/>
+        </w:rPr>
+      </w:pPr>
+    </w:p>
     <w:sectPr>
       <w:pgSz w:w="11906" w:h="16838"/>
       <w:pgMar w:top="1134" w:right="850" w:bottom="1134" w:left="1701" w:header="709" w:footer="709" w:gutter="0"/>

--- a/Templates/Залог/Реструктуризация/Реструктуризация принятие РТК Залог.docx
+++ b/Templates/Залог/Реструктуризация/Реструктуризация принятие РТК Залог.docx
@@ -468,7 +468,7 @@
         <w:rPr>
           <w:rFonts w:ascii="Times New Roman" w:hAnsi="Times New Roman" w:cs="Times New Roman"/>
         </w:rPr>
-        <w:t>В арбитражный суд [777] поступило (посредством сервиса подачи документов в электронном виде «Мой арбитр») заявление «[989]» о включении в третью очередь реестра требований кредиторов должника задолженности в размере  [12] руб., из которых: основной долг в размере  [13] руб., просроченные проценты в размере [14] руб., неустойка в размере [15]руб., из них: как обеспеченные залогом – [0007] руб., в том числе неустойка</w:t>
+        <w:t>В арбитражный суд [777] поступило (посредством сервиса подачи документов в электронном виде «Мой арбитр») заявление «[989]» о включении в третью очередь реестра требований кредиторов должника задолженности в размере  [12] руб., из которых: основной долг в размере  [13] руб., просроченные проценты в размере [14] руб., неустойка в размере [15] руб., из них: как обеспеченные залогом – [0007] руб., в том числе неустойка</w:t>
       </w:r>
       <w:proofErr w:type="gramEnd"/>
       <w:r>
@@ -754,7 +754,7 @@
         <w:rPr>
           <w:rFonts w:ascii="Times New Roman" w:hAnsi="Times New Roman" w:cs="Times New Roman"/>
         </w:rPr>
-        <w:t xml:space="preserve">не позднее «03» марта 2025 года выполнить следующие действия: </w:t>
+        <w:t xml:space="preserve">не позднее [18] года выполнить следующие действия: </w:t>
       </w:r>
     </w:p>
     <w:p>
